--- a/06-学生侧材料/讲义/4-分析化学/络合滴定与重量分析-超级充实版（自学完整）.docx
+++ b/06-学生侧材料/讲义/4-分析化学/络合滴定与重量分析-超级充实版（自学完整）.docx
@@ -14871,7 +14871,7 @@
         <w:rPr>
           <w:rFonts w:hint="eastAsia" w:ascii="Times New Roman" w:hAnsi="Times New Roman" w:eastAsia="FangSong" w:cs="Times New Roman"/>
         </w:rPr>
-        <w:t>这就是为什么</w:t>
+        <w:t>因此</w:t>
       </w:r>
       <w:r>
         <w:rPr>
@@ -37477,7 +37477,7 @@
     <ns0:name ns0:val="Verbatim Char"/>
     <ns0:basedOn ns0:val="BodyTextChar"/>
     <ns0:rPr>
-      <ns0:rFonts ns0:ascii="SimSun" ns0:hAnsi="SimSun" ns0:eastAsia="SimSun" ns0:cs="SimSun"/>
+      <ns0:rFonts ns0:ascii="SimSun" ns0:cs="SimSun" ns0:eastAsia="SimSun" ns0:hAnsi="SimSun"/>
       <ns0:b ns0:val="0"/>
       <ns0:sz ns0:val="20"/>
     </ns0:rPr>
@@ -37563,7 +37563,7 @@
       <w:wordWrap w:val="off"/>
     </w:pPr>
     <ns0:rPr>
-      <w:rFonts w:ascii="SimSun" w:hAnsi="SimSun" w:eastAsia="SimSun" w:cs="SimSun"/>
+      <w:rFonts ns0:ascii="SimSun" ns0:hAnsi="SimSun" ns0:eastAsia="SimSun" ns0:cs="SimSun"/>
     </ns0:rPr>
   </w:style>
   <w:style w:type="character" w:customStyle="1" w:styleId="KeywordTok">

--- a/06-学生侧材料/讲义/4-分析化学/络合滴定与重量分析-超级充实版（自学完整）.docx
+++ b/06-学生侧材料/讲义/4-分析化学/络合滴定与重量分析-超级充实版（自学完整）.docx
@@ -26466,7 +26466,7 @@
         <w:t>。</w:t>
       </w:r>
     </w:p>
-    <w:bookmarkStart w:id="40" w:name="基础巩固7-题"/>
+    <w:bookmarkStart w:id="40" w:name="基础巩固4-题"/>
     <w:p>
       <w:pPr>
         <w:pStyle w:val="Heading3"/>
@@ -26488,7 +26488,7 @@
         <w:rPr>
           <w:rFonts w:hint="eastAsia" w:ascii="Times New Roman" w:hAnsi="Times New Roman" w:eastAsia="Times New Roman" w:cs="Times New Roman"/>
         </w:rPr>
-        <w:t>（7</w:t>
+        <w:t>（4</w:t>
       </w:r>
       <w:r>
         <w:rPr>
@@ -27356,7 +27356,7 @@
       </w:r>
     </w:p>
     <w:bookmarkEnd w:id="40"/>
-    <w:bookmarkStart w:id="41" w:name="竞赛入门5-题"/>
+    <w:bookmarkStart w:id="41" w:name="竞赛入门3-题"/>
     <w:p>
       <w:pPr>
         <w:pStyle w:val="Heading3"/>
@@ -27378,7 +27378,7 @@
         <w:rPr>
           <w:rFonts w:hint="eastAsia" w:ascii="Times New Roman" w:hAnsi="Times New Roman" w:eastAsia="Times New Roman" w:cs="Times New Roman"/>
         </w:rPr>
-        <w:t>（5</w:t>
+        <w:t>（3</w:t>
       </w:r>
       <w:r>
         <w:rPr>

--- a/06-学生侧材料/讲义/4-分析化学/络合滴定与重量分析-超级充实版（自学完整）.docx
+++ b/06-学生侧材料/讲义/4-分析化学/络合滴定与重量分析-超级充实版（自学完整）.docx
@@ -26569,11 +26569,22 @@
     </w:p>
     <w:p>
       <w:pPr>
-        <w:numPr>
-          <w:ilvl w:val="0"/>
-          <w:numId w:val="1004"/>
-        </w:numPr>
+        <w:pStyle w:val="BodyText"/>
       </w:pPr>
+      <w:r>
+        <w:rPr>
+          <w:rFonts w:ascii="Times New Roman" w:hAnsi="Times New Roman" w:eastAsia="Times New Roman" w:cs="Times New Roman"/>
+          <w:b/>
+          <w:bCs/>
+        </w:rPr>
+        <w:t xml:space="preserve">1.</w:t>
+      </w:r>
+      <w:r>
+        <w:rPr>
+          <w:rFonts w:ascii="Times New Roman" w:hAnsi="Times New Roman" w:eastAsia="Times New Roman" w:cs="Times New Roman"/>
+        </w:rPr>
+        <w:t xml:space="preserve"> </w:t>
+      </w:r>
       <w:r>
         <w:rPr>
           <w:rFonts w:hint="eastAsia" w:ascii="Times New Roman" w:hAnsi="Times New Roman" w:eastAsia="FangSong" w:cs="Times New Roman"/>
@@ -26798,11 +26809,22 @@
     </w:p>
     <w:p>
       <w:pPr>
-        <w:numPr>
-          <w:ilvl w:val="0"/>
-          <w:numId w:val="1004"/>
-        </w:numPr>
+        <w:pStyle w:val="BodyText"/>
       </w:pPr>
+      <w:r>
+        <w:rPr>
+          <w:rFonts w:ascii="Times New Roman" w:hAnsi="Times New Roman" w:eastAsia="Times New Roman" w:cs="Times New Roman"/>
+          <w:b/>
+          <w:bCs/>
+        </w:rPr>
+        <w:t xml:space="preserve">2.</w:t>
+      </w:r>
+      <w:r>
+        <w:rPr>
+          <w:rFonts w:ascii="Times New Roman" w:hAnsi="Times New Roman" w:eastAsia="Times New Roman" w:cs="Times New Roman"/>
+        </w:rPr>
+        <w:t xml:space="preserve"> </w:t>
+      </w:r>
       <w:r>
         <w:rPr>
           <w:rFonts w:hint="eastAsia" w:ascii="Times New Roman" w:hAnsi="Times New Roman" w:eastAsia="FangSong" w:cs="Times New Roman"/>
@@ -26902,7 +26924,7 @@
     </w:p>
     <w:p>
       <w:pPr>
-        <w:pStyle w:val="FirstParagraph"/>
+        <w:pStyle w:val="BodyText"/>
       </w:pPr>
       <w:r>
         <w:rPr>
@@ -26931,12 +26953,22 @@
     </w:p>
     <w:p>
       <w:pPr>
-        <w:pStyle w:val="Compact"/>
-        <w:numPr>
-          <w:ilvl w:val="0"/>
-          <w:numId w:val="1005"/>
-        </w:numPr>
+        <w:pStyle w:val="BodyText"/>
       </w:pPr>
+      <w:r>
+        <w:rPr>
+          <w:rFonts w:ascii="Times New Roman" w:hAnsi="Times New Roman" w:eastAsia="Times New Roman" w:cs="Times New Roman"/>
+          <w:b/>
+          <w:bCs/>
+        </w:rPr>
+        <w:t xml:space="preserve">3.</w:t>
+      </w:r>
+      <w:r>
+        <w:rPr>
+          <w:rFonts w:ascii="Times New Roman" w:hAnsi="Times New Roman" w:eastAsia="Times New Roman" w:cs="Times New Roman"/>
+        </w:rPr>
+        <w:t xml:space="preserve"> </w:t>
+      </w:r>
       <w:r>
         <w:rPr>
           <w:rFonts w:hint="eastAsia" w:ascii="Times New Roman" w:hAnsi="Times New Roman" w:eastAsia="FangSong" w:cs="Times New Roman"/>
@@ -27130,7 +27162,7 @@
     </w:p>
     <w:p>
       <w:pPr>
-        <w:pStyle w:val="FirstParagraph"/>
+        <w:pStyle w:val="BodyText"/>
       </w:pPr>
       <w:r>
         <w:rPr>
@@ -27159,12 +27191,22 @@
     </w:p>
     <w:p>
       <w:pPr>
-        <w:pStyle w:val="Compact"/>
-        <w:numPr>
-          <w:ilvl w:val="0"/>
-          <w:numId w:val="1006"/>
-        </w:numPr>
+        <w:pStyle w:val="BodyText"/>
       </w:pPr>
+      <w:r>
+        <w:rPr>
+          <w:rFonts w:ascii="Times New Roman" w:hAnsi="Times New Roman" w:eastAsia="Times New Roman" w:cs="Times New Roman"/>
+          <w:b/>
+          <w:bCs/>
+        </w:rPr>
+        <w:t xml:space="preserve">4.</w:t>
+      </w:r>
+      <w:r>
+        <w:rPr>
+          <w:rFonts w:ascii="Times New Roman" w:hAnsi="Times New Roman" w:eastAsia="Times New Roman" w:cs="Times New Roman"/>
+        </w:rPr>
+        <w:t xml:space="preserve"> </w:t>
+      </w:r>
       <w:r>
         <w:rPr>
           <w:rFonts w:hint="eastAsia" w:ascii="Times New Roman" w:hAnsi="Times New Roman" w:eastAsia="Times New Roman" w:cs="Times New Roman"/>
@@ -27430,11 +27472,22 @@
     </w:p>
     <w:p>
       <w:pPr>
-        <w:numPr>
-          <w:ilvl w:val="0"/>
-          <w:numId w:val="1007"/>
-        </w:numPr>
+        <w:pStyle w:val="BodyText"/>
       </w:pPr>
+      <w:r>
+        <w:rPr>
+          <w:rFonts w:ascii="Times New Roman" w:hAnsi="Times New Roman" w:eastAsia="Times New Roman" w:cs="Times New Roman"/>
+          <w:b/>
+          <w:bCs/>
+        </w:rPr>
+        <w:t xml:space="preserve">5.</w:t>
+      </w:r>
+      <w:r>
+        <w:rPr>
+          <w:rFonts w:ascii="Times New Roman" w:hAnsi="Times New Roman" w:eastAsia="Times New Roman" w:cs="Times New Roman"/>
+        </w:rPr>
+        <w:t xml:space="preserve"> </w:t>
+      </w:r>
       <w:r>
         <w:rPr>
           <w:rFonts w:hint="eastAsia" w:ascii="Times New Roman" w:hAnsi="Times New Roman" w:eastAsia="Times New Roman" w:cs="Times New Roman"/>
@@ -27669,11 +27722,22 @@
     </w:p>
     <w:p>
       <w:pPr>
-        <w:numPr>
-          <w:ilvl w:val="0"/>
-          <w:numId w:val="1007"/>
-        </w:numPr>
+        <w:pStyle w:val="BodyText"/>
       </w:pPr>
+      <w:r>
+        <w:rPr>
+          <w:rFonts w:ascii="Times New Roman" w:hAnsi="Times New Roman" w:eastAsia="Times New Roman" w:cs="Times New Roman"/>
+          <w:b/>
+          <w:bCs/>
+        </w:rPr>
+        <w:t xml:space="preserve">6.</w:t>
+      </w:r>
+      <w:r>
+        <w:rPr>
+          <w:rFonts w:ascii="Times New Roman" w:hAnsi="Times New Roman" w:eastAsia="Times New Roman" w:cs="Times New Roman"/>
+        </w:rPr>
+        <w:t xml:space="preserve"> </w:t>
+      </w:r>
       <w:r>
         <w:rPr>
           <w:rFonts w:hint="eastAsia" w:ascii="Times New Roman" w:hAnsi="Times New Roman" w:eastAsia="Times New Roman" w:cs="Times New Roman"/>
@@ -28059,7 +28123,7 @@
     </w:p>
     <w:p>
       <w:pPr>
-        <w:pStyle w:val="FirstParagraph"/>
+        <w:pStyle w:val="BodyText"/>
       </w:pPr>
       <w:r>
         <w:rPr>
@@ -28088,12 +28152,22 @@
     </w:p>
     <w:p>
       <w:pPr>
-        <w:pStyle w:val="Compact"/>
-        <w:numPr>
-          <w:ilvl w:val="0"/>
-          <w:numId w:val="1008"/>
-        </w:numPr>
+        <w:pStyle w:val="BodyText"/>
       </w:pPr>
+      <w:r>
+        <w:rPr>
+          <w:rFonts w:ascii="Times New Roman" w:hAnsi="Times New Roman" w:eastAsia="Times New Roman" w:cs="Times New Roman"/>
+          <w:b/>
+          <w:bCs/>
+        </w:rPr>
+        <w:t xml:space="preserve">7.</w:t>
+      </w:r>
+      <w:r>
+        <w:rPr>
+          <w:rFonts w:ascii="Times New Roman" w:hAnsi="Times New Roman" w:eastAsia="Times New Roman" w:cs="Times New Roman"/>
+        </w:rPr>
+        <w:t xml:space="preserve"> </w:t>
+      </w:r>
       <w:r>
         <w:rPr>
           <w:rFonts w:hint="eastAsia" w:ascii="Times New Roman" w:hAnsi="Times New Roman" w:eastAsia="FangSong" w:cs="Times New Roman"/>
@@ -28387,11 +28461,22 @@
     </w:p>
     <w:p>
       <w:pPr>
-        <w:numPr>
-          <w:ilvl w:val="0"/>
-          <w:numId w:val="1009"/>
-        </w:numPr>
+        <w:pStyle w:val="FirstParagraph"/>
       </w:pPr>
+      <w:r>
+        <w:rPr>
+          <w:rFonts w:ascii="Times New Roman" w:hAnsi="Times New Roman" w:eastAsia="Times New Roman" w:cs="Times New Roman"/>
+          <w:b/>
+          <w:bCs/>
+        </w:rPr>
+        <w:t xml:space="preserve">8.</w:t>
+      </w:r>
+      <w:r>
+        <w:rPr>
+          <w:rFonts w:ascii="Times New Roman" w:hAnsi="Times New Roman" w:eastAsia="Times New Roman" w:cs="Times New Roman"/>
+        </w:rPr>
+        <w:t xml:space="preserve"> </w:t>
+      </w:r>
       <w:r>
         <w:rPr>
           <w:rFonts w:hint="eastAsia" w:ascii="Times New Roman" w:hAnsi="Times New Roman" w:eastAsia="Times New Roman" w:cs="Times New Roman"/>
@@ -28564,11 +28649,22 @@
     </w:p>
     <w:p>
       <w:pPr>
-        <w:numPr>
-          <w:ilvl w:val="0"/>
-          <w:numId w:val="1009"/>
-        </w:numPr>
+        <w:pStyle w:val="BodyText"/>
       </w:pPr>
+      <w:r>
+        <w:rPr>
+          <w:rFonts w:ascii="Times New Roman" w:hAnsi="Times New Roman" w:eastAsia="Times New Roman" w:cs="Times New Roman"/>
+          <w:b/>
+          <w:bCs/>
+        </w:rPr>
+        <w:t xml:space="preserve">9.</w:t>
+      </w:r>
+      <w:r>
+        <w:rPr>
+          <w:rFonts w:ascii="Times New Roman" w:hAnsi="Times New Roman" w:eastAsia="Times New Roman" w:cs="Times New Roman"/>
+        </w:rPr>
+        <w:t xml:space="preserve"> </w:t>
+      </w:r>
       <w:r>
         <w:rPr>
           <w:rFonts w:hint="eastAsia" w:ascii="Times New Roman" w:hAnsi="Times New Roman" w:eastAsia="Times New Roman" w:cs="Times New Roman"/>
@@ -28706,11 +28802,22 @@
     </w:p>
     <w:p>
       <w:pPr>
-        <w:numPr>
-          <w:ilvl w:val="0"/>
-          <w:numId w:val="1009"/>
-        </w:numPr>
+        <w:pStyle w:val="BodyText"/>
       </w:pPr>
+      <w:r>
+        <w:rPr>
+          <w:rFonts w:ascii="Times New Roman" w:hAnsi="Times New Roman" w:eastAsia="Times New Roman" w:cs="Times New Roman"/>
+          <w:b/>
+          <w:bCs/>
+        </w:rPr>
+        <w:t xml:space="preserve">10.</w:t>
+      </w:r>
+      <w:r>
+        <w:rPr>
+          <w:rFonts w:ascii="Times New Roman" w:hAnsi="Times New Roman" w:eastAsia="Times New Roman" w:cs="Times New Roman"/>
+        </w:rPr>
+        <w:t xml:space="preserve"> </w:t>
+      </w:r>
       <w:r>
         <w:rPr>
           <w:rFonts w:ascii="Times New Roman" w:hAnsi="Times New Roman" w:eastAsia="Times New Roman" w:cs="Times New Roman"/>
@@ -28775,11 +28882,22 @@
     </w:p>
     <w:p>
       <w:pPr>
-        <w:numPr>
-          <w:ilvl w:val="0"/>
-          <w:numId w:val="1009"/>
-        </w:numPr>
+        <w:pStyle w:val="BodyText"/>
       </w:pPr>
+      <w:r>
+        <w:rPr>
+          <w:rFonts w:ascii="Times New Roman" w:hAnsi="Times New Roman" w:eastAsia="Times New Roman" w:cs="Times New Roman"/>
+          <w:b/>
+          <w:bCs/>
+        </w:rPr>
+        <w:t xml:space="preserve">11.</w:t>
+      </w:r>
+      <w:r>
+        <w:rPr>
+          <w:rFonts w:ascii="Times New Roman" w:hAnsi="Times New Roman" w:eastAsia="Times New Roman" w:cs="Times New Roman"/>
+        </w:rPr>
+        <w:t xml:space="preserve"> </w:t>
+      </w:r>
       <w:r>
         <w:rPr>
           <w:rFonts w:hint="eastAsia" w:ascii="Times New Roman" w:hAnsi="Times New Roman" w:eastAsia="FangSong" w:cs="Times New Roman"/>
@@ -35003,7 +35121,7 @@
         <w:pStyle w:val="Compact"/>
         <w:numPr>
           <w:ilvl w:val="0"/>
-          <w:numId w:val="1010"/>
+          <w:numId w:val="1004"/>
         </w:numPr>
       </w:pPr>
       <w:r>
@@ -35174,7 +35292,7 @@
         <w:pStyle w:val="Compact"/>
         <w:numPr>
           <w:ilvl w:val="0"/>
-          <w:numId w:val="1010"/>
+          <w:numId w:val="1004"/>
         </w:numPr>
       </w:pPr>
       <w:r>
@@ -35285,7 +35403,7 @@
         <w:pStyle w:val="Compact"/>
         <w:numPr>
           <w:ilvl w:val="0"/>
-          <w:numId w:val="1010"/>
+          <w:numId w:val="1004"/>
         </w:numPr>
       </w:pPr>
       <w:r>
@@ -35402,7 +35520,7 @@
         <w:pStyle w:val="Compact"/>
         <w:numPr>
           <w:ilvl w:val="0"/>
-          <w:numId w:val="1010"/>
+          <w:numId w:val="1004"/>
         </w:numPr>
       </w:pPr>
       <w:r>
@@ -35501,7 +35619,7 @@
         <w:pStyle w:val="Compact"/>
         <w:numPr>
           <w:ilvl w:val="0"/>
-          <w:numId w:val="1010"/>
+          <w:numId w:val="1004"/>
         </w:numPr>
       </w:pPr>
       <w:r>
@@ -35630,7 +35748,7 @@
         <w:pStyle w:val="Compact"/>
         <w:numPr>
           <w:ilvl w:val="0"/>
-          <w:numId w:val="1010"/>
+          <w:numId w:val="1004"/>
         </w:numPr>
       </w:pPr>
       <w:r>
@@ -35699,7 +35817,7 @@
         <w:pStyle w:val="Compact"/>
         <w:numPr>
           <w:ilvl w:val="0"/>
-          <w:numId w:val="1010"/>
+          <w:numId w:val="1004"/>
         </w:numPr>
       </w:pPr>
       <w:r>
@@ -36149,431 +36267,6 @@
       </w:pPr>
     </w:lvl>
   </w:abstractNum>
-  <w:abstractNum w:abstractNumId="99413">
-    <w:nsid w:val="00A99413"/>
-    <w:multiLevelType w:val="multilevel"/>
-    <w:lvl w:ilvl="0">
-      <w:start w:val="3"/>
-      <w:numFmt w:val="decimal"/>
-      <w:lvlText w:val="%1."/>
-      <w:lvlJc w:val="left"/>
-      <w:pPr>
-        <w:ind w:left="720" w:hanging="360"/>
-      </w:pPr>
-    </w:lvl>
-    <w:lvl w:ilvl="1">
-      <w:start w:val="3"/>
-      <w:numFmt w:val="decimal"/>
-      <w:lvlText w:val="%2."/>
-      <w:lvlJc w:val="left"/>
-      <w:pPr>
-        <w:ind w:left="1440" w:hanging="360"/>
-      </w:pPr>
-    </w:lvl>
-    <w:lvl w:ilvl="2">
-      <w:start w:val="3"/>
-      <w:numFmt w:val="decimal"/>
-      <w:lvlText w:val="%3."/>
-      <w:lvlJc w:val="left"/>
-      <w:pPr>
-        <w:ind w:left="2160" w:hanging="360"/>
-      </w:pPr>
-    </w:lvl>
-    <w:lvl w:ilvl="3">
-      <w:start w:val="3"/>
-      <w:numFmt w:val="decimal"/>
-      <w:lvlText w:val="%4."/>
-      <w:lvlJc w:val="left"/>
-      <w:pPr>
-        <w:ind w:left="2880" w:hanging="360"/>
-      </w:pPr>
-    </w:lvl>
-    <w:lvl w:ilvl="4">
-      <w:start w:val="3"/>
-      <w:numFmt w:val="decimal"/>
-      <w:lvlText w:val="%5."/>
-      <w:lvlJc w:val="left"/>
-      <w:pPr>
-        <w:ind w:left="3600" w:hanging="360"/>
-      </w:pPr>
-    </w:lvl>
-    <w:lvl w:ilvl="5">
-      <w:start w:val="3"/>
-      <w:numFmt w:val="decimal"/>
-      <w:lvlText w:val="%6."/>
-      <w:lvlJc w:val="left"/>
-      <w:pPr>
-        <w:ind w:left="4320" w:hanging="360"/>
-      </w:pPr>
-    </w:lvl>
-    <w:lvl w:ilvl="6">
-      <w:start w:val="3"/>
-      <w:numFmt w:val="decimal"/>
-      <w:lvlText w:val="%7."/>
-      <w:lvlJc w:val="left"/>
-      <w:pPr>
-        <w:ind w:left="5040" w:hanging="360"/>
-      </w:pPr>
-    </w:lvl>
-    <w:lvl w:ilvl="7">
-      <w:start w:val="3"/>
-      <w:numFmt w:val="decimal"/>
-      <w:lvlText w:val="%8."/>
-      <w:lvlJc w:val="left"/>
-      <w:pPr>
-        <w:ind w:left="5760" w:hanging="360"/>
-      </w:pPr>
-    </w:lvl>
-    <w:lvl w:ilvl="8">
-      <w:start w:val="3"/>
-      <w:numFmt w:val="decimal"/>
-      <w:lvlText w:val="%9."/>
-      <w:lvlJc w:val="left"/>
-      <w:pPr>
-        <w:ind w:left="6480" w:hanging="360"/>
-      </w:pPr>
-    </w:lvl>
-  </w:abstractNum>
-  <w:abstractNum w:abstractNumId="99414">
-    <w:nsid w:val="00A99414"/>
-    <w:multiLevelType w:val="multilevel"/>
-    <w:lvl w:ilvl="0">
-      <w:start w:val="4"/>
-      <w:numFmt w:val="decimal"/>
-      <w:lvlText w:val="%1."/>
-      <w:lvlJc w:val="left"/>
-      <w:pPr>
-        <w:ind w:left="720" w:hanging="360"/>
-      </w:pPr>
-    </w:lvl>
-    <w:lvl w:ilvl="1">
-      <w:start w:val="4"/>
-      <w:numFmt w:val="decimal"/>
-      <w:lvlText w:val="%2."/>
-      <w:lvlJc w:val="left"/>
-      <w:pPr>
-        <w:ind w:left="1440" w:hanging="360"/>
-      </w:pPr>
-    </w:lvl>
-    <w:lvl w:ilvl="2">
-      <w:start w:val="4"/>
-      <w:numFmt w:val="decimal"/>
-      <w:lvlText w:val="%3."/>
-      <w:lvlJc w:val="left"/>
-      <w:pPr>
-        <w:ind w:left="2160" w:hanging="360"/>
-      </w:pPr>
-    </w:lvl>
-    <w:lvl w:ilvl="3">
-      <w:start w:val="4"/>
-      <w:numFmt w:val="decimal"/>
-      <w:lvlText w:val="%4."/>
-      <w:lvlJc w:val="left"/>
-      <w:pPr>
-        <w:ind w:left="2880" w:hanging="360"/>
-      </w:pPr>
-    </w:lvl>
-    <w:lvl w:ilvl="4">
-      <w:start w:val="4"/>
-      <w:numFmt w:val="decimal"/>
-      <w:lvlText w:val="%5."/>
-      <w:lvlJc w:val="left"/>
-      <w:pPr>
-        <w:ind w:left="3600" w:hanging="360"/>
-      </w:pPr>
-    </w:lvl>
-    <w:lvl w:ilvl="5">
-      <w:start w:val="4"/>
-      <w:numFmt w:val="decimal"/>
-      <w:lvlText w:val="%6."/>
-      <w:lvlJc w:val="left"/>
-      <w:pPr>
-        <w:ind w:left="4320" w:hanging="360"/>
-      </w:pPr>
-    </w:lvl>
-    <w:lvl w:ilvl="6">
-      <w:start w:val="4"/>
-      <w:numFmt w:val="decimal"/>
-      <w:lvlText w:val="%7."/>
-      <w:lvlJc w:val="left"/>
-      <w:pPr>
-        <w:ind w:left="5040" w:hanging="360"/>
-      </w:pPr>
-    </w:lvl>
-    <w:lvl w:ilvl="7">
-      <w:start w:val="4"/>
-      <w:numFmt w:val="decimal"/>
-      <w:lvlText w:val="%8."/>
-      <w:lvlJc w:val="left"/>
-      <w:pPr>
-        <w:ind w:left="5760" w:hanging="360"/>
-      </w:pPr>
-    </w:lvl>
-    <w:lvl w:ilvl="8">
-      <w:start w:val="4"/>
-      <w:numFmt w:val="decimal"/>
-      <w:lvlText w:val="%9."/>
-      <w:lvlJc w:val="left"/>
-      <w:pPr>
-        <w:ind w:left="6480" w:hanging="360"/>
-      </w:pPr>
-    </w:lvl>
-  </w:abstractNum>
-  <w:abstractNum w:abstractNumId="99415">
-    <w:nsid w:val="00A99415"/>
-    <w:multiLevelType w:val="multilevel"/>
-    <w:lvl w:ilvl="0">
-      <w:start w:val="5"/>
-      <w:numFmt w:val="decimal"/>
-      <w:lvlText w:val="%1."/>
-      <w:lvlJc w:val="left"/>
-      <w:pPr>
-        <w:ind w:left="720" w:hanging="360"/>
-      </w:pPr>
-    </w:lvl>
-    <w:lvl w:ilvl="1">
-      <w:start w:val="5"/>
-      <w:numFmt w:val="decimal"/>
-      <w:lvlText w:val="%2."/>
-      <w:lvlJc w:val="left"/>
-      <w:pPr>
-        <w:ind w:left="1440" w:hanging="360"/>
-      </w:pPr>
-    </w:lvl>
-    <w:lvl w:ilvl="2">
-      <w:start w:val="5"/>
-      <w:numFmt w:val="decimal"/>
-      <w:lvlText w:val="%3."/>
-      <w:lvlJc w:val="left"/>
-      <w:pPr>
-        <w:ind w:left="2160" w:hanging="360"/>
-      </w:pPr>
-    </w:lvl>
-    <w:lvl w:ilvl="3">
-      <w:start w:val="5"/>
-      <w:numFmt w:val="decimal"/>
-      <w:lvlText w:val="%4."/>
-      <w:lvlJc w:val="left"/>
-      <w:pPr>
-        <w:ind w:left="2880" w:hanging="360"/>
-      </w:pPr>
-    </w:lvl>
-    <w:lvl w:ilvl="4">
-      <w:start w:val="5"/>
-      <w:numFmt w:val="decimal"/>
-      <w:lvlText w:val="%5."/>
-      <w:lvlJc w:val="left"/>
-      <w:pPr>
-        <w:ind w:left="3600" w:hanging="360"/>
-      </w:pPr>
-    </w:lvl>
-    <w:lvl w:ilvl="5">
-      <w:start w:val="5"/>
-      <w:numFmt w:val="decimal"/>
-      <w:lvlText w:val="%6."/>
-      <w:lvlJc w:val="left"/>
-      <w:pPr>
-        <w:ind w:left="4320" w:hanging="360"/>
-      </w:pPr>
-    </w:lvl>
-    <w:lvl w:ilvl="6">
-      <w:start w:val="5"/>
-      <w:numFmt w:val="decimal"/>
-      <w:lvlText w:val="%7."/>
-      <w:lvlJc w:val="left"/>
-      <w:pPr>
-        <w:ind w:left="5040" w:hanging="360"/>
-      </w:pPr>
-    </w:lvl>
-    <w:lvl w:ilvl="7">
-      <w:start w:val="5"/>
-      <w:numFmt w:val="decimal"/>
-      <w:lvlText w:val="%8."/>
-      <w:lvlJc w:val="left"/>
-      <w:pPr>
-        <w:ind w:left="5760" w:hanging="360"/>
-      </w:pPr>
-    </w:lvl>
-    <w:lvl w:ilvl="8">
-      <w:start w:val="5"/>
-      <w:numFmt w:val="decimal"/>
-      <w:lvlText w:val="%9."/>
-      <w:lvlJc w:val="left"/>
-      <w:pPr>
-        <w:ind w:left="6480" w:hanging="360"/>
-      </w:pPr>
-    </w:lvl>
-  </w:abstractNum>
-  <w:abstractNum w:abstractNumId="99417">
-    <w:nsid w:val="00A99417"/>
-    <w:multiLevelType w:val="multilevel"/>
-    <w:lvl w:ilvl="0">
-      <w:start w:val="7"/>
-      <w:numFmt w:val="decimal"/>
-      <w:lvlText w:val="%1."/>
-      <w:lvlJc w:val="left"/>
-      <w:pPr>
-        <w:ind w:left="720" w:hanging="360"/>
-      </w:pPr>
-    </w:lvl>
-    <w:lvl w:ilvl="1">
-      <w:start w:val="7"/>
-      <w:numFmt w:val="decimal"/>
-      <w:lvlText w:val="%2."/>
-      <w:lvlJc w:val="left"/>
-      <w:pPr>
-        <w:ind w:left="1440" w:hanging="360"/>
-      </w:pPr>
-    </w:lvl>
-    <w:lvl w:ilvl="2">
-      <w:start w:val="7"/>
-      <w:numFmt w:val="decimal"/>
-      <w:lvlText w:val="%3."/>
-      <w:lvlJc w:val="left"/>
-      <w:pPr>
-        <w:ind w:left="2160" w:hanging="360"/>
-      </w:pPr>
-    </w:lvl>
-    <w:lvl w:ilvl="3">
-      <w:start w:val="7"/>
-      <w:numFmt w:val="decimal"/>
-      <w:lvlText w:val="%4."/>
-      <w:lvlJc w:val="left"/>
-      <w:pPr>
-        <w:ind w:left="2880" w:hanging="360"/>
-      </w:pPr>
-    </w:lvl>
-    <w:lvl w:ilvl="4">
-      <w:start w:val="7"/>
-      <w:numFmt w:val="decimal"/>
-      <w:lvlText w:val="%5."/>
-      <w:lvlJc w:val="left"/>
-      <w:pPr>
-        <w:ind w:left="3600" w:hanging="360"/>
-      </w:pPr>
-    </w:lvl>
-    <w:lvl w:ilvl="5">
-      <w:start w:val="7"/>
-      <w:numFmt w:val="decimal"/>
-      <w:lvlText w:val="%6."/>
-      <w:lvlJc w:val="left"/>
-      <w:pPr>
-        <w:ind w:left="4320" w:hanging="360"/>
-      </w:pPr>
-    </w:lvl>
-    <w:lvl w:ilvl="6">
-      <w:start w:val="7"/>
-      <w:numFmt w:val="decimal"/>
-      <w:lvlText w:val="%7."/>
-      <w:lvlJc w:val="left"/>
-      <w:pPr>
-        <w:ind w:left="5040" w:hanging="360"/>
-      </w:pPr>
-    </w:lvl>
-    <w:lvl w:ilvl="7">
-      <w:start w:val="7"/>
-      <w:numFmt w:val="decimal"/>
-      <w:lvlText w:val="%8."/>
-      <w:lvlJc w:val="left"/>
-      <w:pPr>
-        <w:ind w:left="5760" w:hanging="360"/>
-      </w:pPr>
-    </w:lvl>
-    <w:lvl w:ilvl="8">
-      <w:start w:val="7"/>
-      <w:numFmt w:val="decimal"/>
-      <w:lvlText w:val="%9."/>
-      <w:lvlJc w:val="left"/>
-      <w:pPr>
-        <w:ind w:left="6480" w:hanging="360"/>
-      </w:pPr>
-    </w:lvl>
-  </w:abstractNum>
-  <w:abstractNum w:abstractNumId="99418">
-    <w:nsid w:val="00A99418"/>
-    <w:multiLevelType w:val="multilevel"/>
-    <w:lvl w:ilvl="0">
-      <w:start w:val="8"/>
-      <w:numFmt w:val="decimal"/>
-      <w:lvlText w:val="%1."/>
-      <w:lvlJc w:val="left"/>
-      <w:pPr>
-        <w:ind w:left="720" w:hanging="360"/>
-      </w:pPr>
-    </w:lvl>
-    <w:lvl w:ilvl="1">
-      <w:start w:val="8"/>
-      <w:numFmt w:val="decimal"/>
-      <w:lvlText w:val="%2."/>
-      <w:lvlJc w:val="left"/>
-      <w:pPr>
-        <w:ind w:left="1440" w:hanging="360"/>
-      </w:pPr>
-    </w:lvl>
-    <w:lvl w:ilvl="2">
-      <w:start w:val="8"/>
-      <w:numFmt w:val="decimal"/>
-      <w:lvlText w:val="%3."/>
-      <w:lvlJc w:val="left"/>
-      <w:pPr>
-        <w:ind w:left="2160" w:hanging="360"/>
-      </w:pPr>
-    </w:lvl>
-    <w:lvl w:ilvl="3">
-      <w:start w:val="8"/>
-      <w:numFmt w:val="decimal"/>
-      <w:lvlText w:val="%4."/>
-      <w:lvlJc w:val="left"/>
-      <w:pPr>
-        <w:ind w:left="2880" w:hanging="360"/>
-      </w:pPr>
-    </w:lvl>
-    <w:lvl w:ilvl="4">
-      <w:start w:val="8"/>
-      <w:numFmt w:val="decimal"/>
-      <w:lvlText w:val="%5."/>
-      <w:lvlJc w:val="left"/>
-      <w:pPr>
-        <w:ind w:left="3600" w:hanging="360"/>
-      </w:pPr>
-    </w:lvl>
-    <w:lvl w:ilvl="5">
-      <w:start w:val="8"/>
-      <w:numFmt w:val="decimal"/>
-      <w:lvlText w:val="%6."/>
-      <w:lvlJc w:val="left"/>
-      <w:pPr>
-        <w:ind w:left="4320" w:hanging="360"/>
-      </w:pPr>
-    </w:lvl>
-    <w:lvl w:ilvl="6">
-      <w:start w:val="8"/>
-      <w:numFmt w:val="decimal"/>
-      <w:lvlText w:val="%7."/>
-      <w:lvlJc w:val="left"/>
-      <w:pPr>
-        <w:ind w:left="5040" w:hanging="360"/>
-      </w:pPr>
-    </w:lvl>
-    <w:lvl w:ilvl="7">
-      <w:start w:val="8"/>
-      <w:numFmt w:val="decimal"/>
-      <w:lvlText w:val="%8."/>
-      <w:lvlJc w:val="left"/>
-      <w:pPr>
-        <w:ind w:left="5760" w:hanging="360"/>
-      </w:pPr>
-    </w:lvl>
-    <w:lvl w:ilvl="8">
-      <w:start w:val="8"/>
-      <w:numFmt w:val="decimal"/>
-      <w:lvlText w:val="%9."/>
-      <w:lvlJc w:val="left"/>
-      <w:pPr>
-        <w:ind w:left="6480" w:hanging="360"/>
-      </w:pPr>
-    </w:lvl>
-  </w:abstractNum>
   <w:num w:numId="1000">
     <w:abstractNumId w:val="990"/>
   </w:num>
@@ -36614,186 +36307,6 @@
     <w:abstractNumId w:val="991"/>
   </w:num>
   <w:num w:numId="1004">
-    <w:abstractNumId w:val="99411"/>
-    <w:lvlOverride w:ilvl="0">
-      <w:startOverride w:val="1"/>
-    </w:lvlOverride>
-    <w:lvlOverride w:ilvl="1">
-      <w:startOverride w:val="1"/>
-    </w:lvlOverride>
-    <w:lvlOverride w:ilvl="2">
-      <w:startOverride w:val="1"/>
-    </w:lvlOverride>
-    <w:lvlOverride w:ilvl="3">
-      <w:startOverride w:val="1"/>
-    </w:lvlOverride>
-    <w:lvlOverride w:ilvl="4">
-      <w:startOverride w:val="1"/>
-    </w:lvlOverride>
-    <w:lvlOverride w:ilvl="5">
-      <w:startOverride w:val="1"/>
-    </w:lvlOverride>
-    <w:lvlOverride w:ilvl="6">
-      <w:startOverride w:val="1"/>
-    </w:lvlOverride>
-    <w:lvlOverride w:ilvl="7">
-      <w:startOverride w:val="1"/>
-    </w:lvlOverride>
-    <w:lvlOverride w:ilvl="8">
-      <w:startOverride w:val="1"/>
-    </w:lvlOverride>
-  </w:num>
-  <w:num w:numId="1005">
-    <w:abstractNumId w:val="99413"/>
-    <w:lvlOverride w:ilvl="0">
-      <w:startOverride w:val="3"/>
-    </w:lvlOverride>
-    <w:lvlOverride w:ilvl="1">
-      <w:startOverride w:val="3"/>
-    </w:lvlOverride>
-    <w:lvlOverride w:ilvl="2">
-      <w:startOverride w:val="3"/>
-    </w:lvlOverride>
-    <w:lvlOverride w:ilvl="3">
-      <w:startOverride w:val="3"/>
-    </w:lvlOverride>
-    <w:lvlOverride w:ilvl="4">
-      <w:startOverride w:val="3"/>
-    </w:lvlOverride>
-    <w:lvlOverride w:ilvl="5">
-      <w:startOverride w:val="3"/>
-    </w:lvlOverride>
-    <w:lvlOverride w:ilvl="6">
-      <w:startOverride w:val="3"/>
-    </w:lvlOverride>
-    <w:lvlOverride w:ilvl="7">
-      <w:startOverride w:val="3"/>
-    </w:lvlOverride>
-    <w:lvlOverride w:ilvl="8">
-      <w:startOverride w:val="3"/>
-    </w:lvlOverride>
-  </w:num>
-  <w:num w:numId="1006">
-    <w:abstractNumId w:val="99414"/>
-    <w:lvlOverride w:ilvl="0">
-      <w:startOverride w:val="4"/>
-    </w:lvlOverride>
-    <w:lvlOverride w:ilvl="1">
-      <w:startOverride w:val="4"/>
-    </w:lvlOverride>
-    <w:lvlOverride w:ilvl="2">
-      <w:startOverride w:val="4"/>
-    </w:lvlOverride>
-    <w:lvlOverride w:ilvl="3">
-      <w:startOverride w:val="4"/>
-    </w:lvlOverride>
-    <w:lvlOverride w:ilvl="4">
-      <w:startOverride w:val="4"/>
-    </w:lvlOverride>
-    <w:lvlOverride w:ilvl="5">
-      <w:startOverride w:val="4"/>
-    </w:lvlOverride>
-    <w:lvlOverride w:ilvl="6">
-      <w:startOverride w:val="4"/>
-    </w:lvlOverride>
-    <w:lvlOverride w:ilvl="7">
-      <w:startOverride w:val="4"/>
-    </w:lvlOverride>
-    <w:lvlOverride w:ilvl="8">
-      <w:startOverride w:val="4"/>
-    </w:lvlOverride>
-  </w:num>
-  <w:num w:numId="1007">
-    <w:abstractNumId w:val="99415"/>
-    <w:lvlOverride w:ilvl="0">
-      <w:startOverride w:val="5"/>
-    </w:lvlOverride>
-    <w:lvlOverride w:ilvl="1">
-      <w:startOverride w:val="5"/>
-    </w:lvlOverride>
-    <w:lvlOverride w:ilvl="2">
-      <w:startOverride w:val="5"/>
-    </w:lvlOverride>
-    <w:lvlOverride w:ilvl="3">
-      <w:startOverride w:val="5"/>
-    </w:lvlOverride>
-    <w:lvlOverride w:ilvl="4">
-      <w:startOverride w:val="5"/>
-    </w:lvlOverride>
-    <w:lvlOverride w:ilvl="5">
-      <w:startOverride w:val="5"/>
-    </w:lvlOverride>
-    <w:lvlOverride w:ilvl="6">
-      <w:startOverride w:val="5"/>
-    </w:lvlOverride>
-    <w:lvlOverride w:ilvl="7">
-      <w:startOverride w:val="5"/>
-    </w:lvlOverride>
-    <w:lvlOverride w:ilvl="8">
-      <w:startOverride w:val="5"/>
-    </w:lvlOverride>
-  </w:num>
-  <w:num w:numId="1008">
-    <w:abstractNumId w:val="99417"/>
-    <w:lvlOverride w:ilvl="0">
-      <w:startOverride w:val="7"/>
-    </w:lvlOverride>
-    <w:lvlOverride w:ilvl="1">
-      <w:startOverride w:val="7"/>
-    </w:lvlOverride>
-    <w:lvlOverride w:ilvl="2">
-      <w:startOverride w:val="7"/>
-    </w:lvlOverride>
-    <w:lvlOverride w:ilvl="3">
-      <w:startOverride w:val="7"/>
-    </w:lvlOverride>
-    <w:lvlOverride w:ilvl="4">
-      <w:startOverride w:val="7"/>
-    </w:lvlOverride>
-    <w:lvlOverride w:ilvl="5">
-      <w:startOverride w:val="7"/>
-    </w:lvlOverride>
-    <w:lvlOverride w:ilvl="6">
-      <w:startOverride w:val="7"/>
-    </w:lvlOverride>
-    <w:lvlOverride w:ilvl="7">
-      <w:startOverride w:val="7"/>
-    </w:lvlOverride>
-    <w:lvlOverride w:ilvl="8">
-      <w:startOverride w:val="7"/>
-    </w:lvlOverride>
-  </w:num>
-  <w:num w:numId="1009">
-    <w:abstractNumId w:val="99418"/>
-    <w:lvlOverride w:ilvl="0">
-      <w:startOverride w:val="8"/>
-    </w:lvlOverride>
-    <w:lvlOverride w:ilvl="1">
-      <w:startOverride w:val="8"/>
-    </w:lvlOverride>
-    <w:lvlOverride w:ilvl="2">
-      <w:startOverride w:val="8"/>
-    </w:lvlOverride>
-    <w:lvlOverride w:ilvl="3">
-      <w:startOverride w:val="8"/>
-    </w:lvlOverride>
-    <w:lvlOverride w:ilvl="4">
-      <w:startOverride w:val="8"/>
-    </w:lvlOverride>
-    <w:lvlOverride w:ilvl="5">
-      <w:startOverride w:val="8"/>
-    </w:lvlOverride>
-    <w:lvlOverride w:ilvl="6">
-      <w:startOverride w:val="8"/>
-    </w:lvlOverride>
-    <w:lvlOverride w:ilvl="7">
-      <w:startOverride w:val="8"/>
-    </w:lvlOverride>
-    <w:lvlOverride w:ilvl="8">
-      <w:startOverride w:val="8"/>
-    </w:lvlOverride>
-  </w:num>
-  <w:num w:numId="1010">
     <w:abstractNumId w:val="991"/>
   </w:num>
 </w:numbering>

--- a/06-学生侧材料/讲义/4-分析化学/络合滴定与重量分析-超级充实版（自学完整）.docx
+++ b/06-学生侧材料/讲义/4-分析化学/络合滴定与重量分析-超级充实版（自学完整）.docx
@@ -64,13 +64,43 @@
     <w:p>
       <w:pPr>
         <w:pStyle w:val="Heading2"/>
-        <w:spacing w:after="120" w:before="280"/>
+        <w:spacing w:before="280" w:after="120"/>
       </w:pPr>
       <w:r>
         <w:rPr>
           <w:rFonts w:hint="eastAsia" w:ascii="Times New Roman" w:hAnsi="Times New Roman" w:eastAsia="SimHei" w:cs="Times New Roman"/>
         </w:rPr>
         <w:t xml:space="preserve">学习目标</w:t>
+      </w:r>
+    </w:p>
+    <w:p>
+      <w:pPr>
+        <w:pStyle w:val="BlockText"/>
+        <w:spacing w:after="80"/>
+      </w:pPr>
+      <w:r>
+        <w:rPr>
+          <w:rFonts w:hint="eastAsia" w:ascii="Times New Roman" w:hAnsi="Times New Roman" w:eastAsia="FangSong" w:cs="Times New Roman"/>
+        </w:rPr>
+        <w:t>对齐考纲</w:t>
+      </w:r>
+      <w:r>
+        <w:rPr>
+          <w:rFonts w:hint="eastAsia" w:ascii="Times New Roman" w:hAnsi="Times New Roman" w:eastAsia="Times New Roman" w:cs="Times New Roman"/>
+        </w:rPr>
+        <w:t>：§18</w:t>
+      </w:r>
+      <w:r>
+        <w:rPr>
+          <w:rFonts w:ascii="Times New Roman" w:hAnsi="Times New Roman" w:eastAsia="Times New Roman" w:cs="Times New Roman"/>
+        </w:rPr>
+        <w:t xml:space="preserve"> </w:t>
+      </w:r>
+      <w:r>
+        <w:rPr>
+          <w:rFonts w:hint="eastAsia" w:ascii="Times New Roman" w:hAnsi="Times New Roman" w:eastAsia="FangSong" w:cs="Times New Roman"/>
+        </w:rPr>
+        <w:t xml:space="preserve">容量分析</w:t>
       </w:r>
     </w:p>
     <w:tbl>
@@ -100,7 +130,7 @@
                 <w:rFonts w:hint="eastAsia" w:ascii="Times New Roman" w:hAnsi="Times New Roman" w:eastAsia="SimHei" w:cs="Times New Roman"/>
                 <w:b/>
               </w:rPr>
-              <w:t xml:space="preserve">模块</w:t>
+              <w:t xml:space="preserve">考纲条目</w:t>
             </w:r>
           </w:p>
         </w:tc>
@@ -116,7 +146,7 @@
                 <w:rFonts w:hint="eastAsia" w:ascii="Times New Roman" w:hAnsi="Times New Roman" w:eastAsia="SimHei" w:cs="Times New Roman"/>
                 <w:b/>
               </w:rPr>
-              <w:t xml:space="preserve">核心能力</w:t>
+              <w:t xml:space="preserve">学完本讲你应能</w:t>
             </w:r>
           </w:p>
         </w:tc>
@@ -131,11 +161,27 @@
             </w:pPr>
             <w:r>
               <w:rPr>
+                <w:rFonts w:ascii="Times New Roman" w:hAnsi="Times New Roman" w:eastAsia="Times New Roman" w:cs="Times New Roman"/>
+              </w:rPr>
+              <w:t xml:space="preserve">§18 </w:t>
+            </w:r>
+            <w:r>
+              <w:rPr>
                 <w:rFonts w:hint="eastAsia" w:ascii="Times New Roman" w:hAnsi="Times New Roman" w:eastAsia="FangSong" w:cs="Times New Roman"/>
-                <w:b/>
-                <w:bCs/>
-              </w:rPr>
-              <w:t xml:space="preserve">配位基础</w:t>
+              </w:rPr>
+              <w:t xml:space="preserve">容量分析</w:t>
+            </w:r>
+            <w:r>
+              <w:rPr>
+                <w:rFonts w:ascii="Times New Roman" w:hAnsi="Times New Roman" w:eastAsia="Times New Roman" w:cs="Times New Roman"/>
+              </w:rPr>
+              <w:t xml:space="preserve"> · EDTA </w:t>
+            </w:r>
+            <w:r>
+              <w:rPr>
+                <w:rFonts w:hint="eastAsia" w:ascii="Times New Roman" w:hAnsi="Times New Roman" w:eastAsia="FangSong" w:cs="Times New Roman"/>
+              </w:rPr>
+              <w:t xml:space="preserve">配位与有效型体</w:t>
             </w:r>
           </w:p>
         </w:tc>
@@ -226,11 +272,27 @@
             </w:pPr>
             <w:r>
               <w:rPr>
+                <w:rFonts w:ascii="Times New Roman" w:hAnsi="Times New Roman" w:eastAsia="Times New Roman" w:cs="Times New Roman"/>
+              </w:rPr>
+              <w:t xml:space="preserve">§18 </w:t>
+            </w:r>
+            <w:r>
+              <w:rPr>
                 <w:rFonts w:hint="eastAsia" w:ascii="Times New Roman" w:hAnsi="Times New Roman" w:eastAsia="FangSong" w:cs="Times New Roman"/>
-                <w:b/>
-                <w:bCs/>
-              </w:rPr>
-              <w:t xml:space="preserve">条件稳定常数</w:t>
+              </w:rPr>
+              <w:t xml:space="preserve">容量分析</w:t>
+            </w:r>
+            <w:r>
+              <w:rPr>
+                <w:rFonts w:ascii="Times New Roman" w:hAnsi="Times New Roman" w:eastAsia="Times New Roman" w:cs="Times New Roman"/>
+              </w:rPr>
+              <w:t xml:space="preserve"> · </w:t>
+            </w:r>
+            <w:r>
+              <w:rPr>
+                <w:rFonts w:hint="eastAsia" w:ascii="Times New Roman" w:hAnsi="Times New Roman" w:eastAsia="FangSong" w:cs="Times New Roman"/>
+              </w:rPr>
+              <w:t xml:space="preserve">条件稳定常数与滴定判据</w:t>
             </w:r>
           </w:p>
         </w:tc>
@@ -380,11 +442,27 @@
             </w:pPr>
             <w:r>
               <w:rPr>
+                <w:rFonts w:ascii="Times New Roman" w:hAnsi="Times New Roman" w:eastAsia="Times New Roman" w:cs="Times New Roman"/>
+              </w:rPr>
+              <w:t xml:space="preserve">§18 </w:t>
+            </w:r>
+            <w:r>
+              <w:rPr>
                 <w:rFonts w:hint="eastAsia" w:ascii="Times New Roman" w:hAnsi="Times New Roman" w:eastAsia="FangSong" w:cs="Times New Roman"/>
-                <w:b/>
-                <w:bCs/>
-              </w:rPr>
-              <w:t xml:space="preserve">指示剂</w:t>
+              </w:rPr>
+              <w:t xml:space="preserve">容量分析</w:t>
+            </w:r>
+            <w:r>
+              <w:rPr>
+                <w:rFonts w:ascii="Times New Roman" w:hAnsi="Times New Roman" w:eastAsia="Times New Roman" w:cs="Times New Roman"/>
+              </w:rPr>
+              <w:t xml:space="preserve"> · </w:t>
+            </w:r>
+            <w:r>
+              <w:rPr>
+                <w:rFonts w:hint="eastAsia" w:ascii="Times New Roman" w:hAnsi="Times New Roman" w:eastAsia="FangSong" w:cs="Times New Roman"/>
+              </w:rPr>
+              <w:t xml:space="preserve">封闭与僵化</w:t>
             </w:r>
           </w:p>
         </w:tc>
@@ -474,11 +552,27 @@
             </w:pPr>
             <w:r>
               <w:rPr>
+                <w:rFonts w:ascii="Times New Roman" w:hAnsi="Times New Roman" w:eastAsia="Times New Roman" w:cs="Times New Roman"/>
+              </w:rPr>
+              <w:t xml:space="preserve">§18 </w:t>
+            </w:r>
+            <w:r>
+              <w:rPr>
                 <w:rFonts w:hint="eastAsia" w:ascii="Times New Roman" w:hAnsi="Times New Roman" w:eastAsia="FangSong" w:cs="Times New Roman"/>
-                <w:b/>
-                <w:bCs/>
-              </w:rPr>
-              <w:t xml:space="preserve">掩蔽解蔽</w:t>
+              </w:rPr>
+              <w:t xml:space="preserve">容量分析</w:t>
+            </w:r>
+            <w:r>
+              <w:rPr>
+                <w:rFonts w:ascii="Times New Roman" w:hAnsi="Times New Roman" w:eastAsia="Times New Roman" w:cs="Times New Roman"/>
+              </w:rPr>
+              <w:t xml:space="preserve"> · </w:t>
+            </w:r>
+            <w:r>
+              <w:rPr>
+                <w:rFonts w:hint="eastAsia" w:ascii="Times New Roman" w:hAnsi="Times New Roman" w:eastAsia="FangSong" w:cs="Times New Roman"/>
+              </w:rPr>
+              <w:t xml:space="preserve">掩蔽与分步滴定</w:t>
             </w:r>
           </w:p>
         </w:tc>
@@ -580,9 +674,25 @@
             </w:pPr>
             <w:r>
               <w:rPr>
+                <w:rFonts w:ascii="Times New Roman" w:hAnsi="Times New Roman" w:eastAsia="Times New Roman" w:cs="Times New Roman"/>
+              </w:rPr>
+              <w:t xml:space="preserve">§18 </w:t>
+            </w:r>
+            <w:r>
+              <w:rPr>
                 <w:rFonts w:hint="eastAsia" w:ascii="Times New Roman" w:hAnsi="Times New Roman" w:eastAsia="FangSong" w:cs="Times New Roman"/>
-                <w:b/>
-                <w:bCs/>
+              </w:rPr>
+              <w:t xml:space="preserve">容量分析</w:t>
+            </w:r>
+            <w:r>
+              <w:rPr>
+                <w:rFonts w:ascii="Times New Roman" w:hAnsi="Times New Roman" w:eastAsia="Times New Roman" w:cs="Times New Roman"/>
+              </w:rPr>
+              <w:t xml:space="preserve"> · </w:t>
+            </w:r>
+            <w:r>
+              <w:rPr>
+                <w:rFonts w:hint="eastAsia" w:ascii="Times New Roman" w:hAnsi="Times New Roman" w:eastAsia="FangSong" w:cs="Times New Roman"/>
               </w:rPr>
               <w:t xml:space="preserve">重量分析</w:t>
             </w:r>

--- a/06-学生侧材料/讲义/4-分析化学/络合滴定与重量分析-超级充实版（自学完整）.docx
+++ b/06-学生侧材料/讲义/4-分析化学/络合滴定与重量分析-超级充实版（自学完整）.docx
@@ -2,7 +2,7 @@
 <file path=word/document.xml><?xml version="1.0" encoding="utf-8"?>
 <w:document xmlns:w="http://schemas.openxmlformats.org/wordprocessingml/2006/main" xmlns:m="http://schemas.openxmlformats.org/officeDocument/2006/math" xmlns:r="http://schemas.openxmlformats.org/officeDocument/2006/relationships" xmlns:o="urn:schemas-microsoft-com:office:office" xmlns:v="urn:schemas-microsoft-com:vml" xmlns:w10="urn:schemas-microsoft-com:office:word" xmlns:a="http://schemas.openxmlformats.org/drawingml/2006/main" xmlns:pic="http://schemas.openxmlformats.org/drawingml/2006/picture" xmlns:wp="http://schemas.openxmlformats.org/drawingml/2006/wordprocessingDrawing">
   <w:body>
-    <w:bookmarkStart w:id="54" w:name="第3讲络合滴定与重量分析"/>
+    <w:bookmarkStart w:id="54" w:name="第4讲络合滴定与重量分析"/>
     <w:p>
       <w:pPr>
         <w:pStyle w:val="Heading1"/>
@@ -19,7 +19,7 @@
         <w:rPr>
           <w:rFonts w:hint="eastAsia" w:ascii="Times New Roman" w:hAnsi="Times New Roman" w:eastAsia="Times New Roman" w:cs="Times New Roman"/>
         </w:rPr>
-        <w:t>3</w:t>
+        <w:t>4</w:t>
       </w:r>
       <w:r>
         <w:rPr>
@@ -26398,7 +26398,7 @@
         <w:rPr>
           <w:rFonts w:ascii="Times New Roman" w:hAnsi="Times New Roman" w:eastAsia="Times New Roman" w:cs="Times New Roman"/>
         </w:rPr>
-        <w:t xml:space="preserve"> 16 </w:t>
+        <w:t xml:space="preserve"> 11 </w:t>
       </w:r>
       <w:r>
         <w:rPr>
